--- a/public/Greencoat_Supervision_of_Children_Policy_Mar2026.docx
+++ b/public/Greencoat_Supervision_of_Children_Policy_Mar2026.docx
@@ -22,452 +22,653 @@
       <w:bookmarkEnd w:id="1"/>
     </w:p>
     <w:p>
-      <w:pPr>
-        <w:jc w:val="both"/>
-        <w:rPr>
-          <w:rFonts w:ascii="Calibri" w:hAnsi="Calibri" w:cs="Calibri"/>
-        </w:rPr>
-      </w:pPr>
-    </w:p>
-    <w:p>
-      <w:pPr>
-        <w:jc w:val="both"/>
-        <w:rPr>
-          <w:rFonts w:ascii="Calibri" w:hAnsi="Calibri" w:cs="Calibri"/>
-          <w:i/>
-          <w:iCs/>
-        </w:rPr>
-      </w:pPr>
-      <w:r>
-        <w:rPr>
-          <w:rFonts w:ascii="Calibri" w:hAnsi="Calibri" w:cs="Calibri"/>
-          <w:i/>
-          <w:iCs/>
-        </w:rPr>
-        <w:t/>
-      </w:r>
-    </w:p>
-    <w:p>
-      <w:pPr>
-        <w:pStyle w:val="deleteasappropriate"/>
-        <w:jc w:val="both"/>
-        <w:rPr>
-          <w:rFonts w:ascii="Calibri" w:hAnsi="Calibri" w:cs="Calibri"/>
-          <w:b/>
-        </w:rPr>
-      </w:pPr>
-    </w:p>
-    <w:p>
-      <w:pPr>
-        <w:jc w:val="both"/>
-        <w:rPr>
-          <w:rFonts w:ascii="Calibri" w:hAnsi="Calibri" w:cs="Calibri"/>
-        </w:rPr>
-      </w:pPr>
-    </w:p>
-    <w:p>
-      <w:pPr>
-        <w:jc w:val="both"/>
-        <w:rPr>
-          <w:rFonts w:ascii="Calibri" w:hAnsi="Calibri" w:cs="Calibri"/>
-        </w:rPr>
-      </w:pPr>
-      <w:r>
-        <w:rPr>
-          <w:rFonts w:ascii="Calibri" w:hAnsi="Calibri" w:cs="Calibri"/>
-        </w:rPr>
-        <w:t xml:space="preserve">At Greencoat Nursery CIC we have suitable staffing arrangements to meet the needs of all children and ensure their safety. </w:t>
-      </w:r>
-      <w:r>
-        <w:rPr>
-          <w:rFonts w:ascii="Calibri" w:hAnsi="Calibri" w:cs="Calibri"/>
-          <w:b/>
-        </w:rPr>
-      </w:r>
-      <w:r>
-        <w:rPr>
-          <w:rFonts w:ascii="Calibri" w:hAnsi="Calibri" w:cs="Calibri"/>
-          <w:b/>
-          <w:i/>
-        </w:rPr>
-      </w:r>
-      <w:r>
-        <w:rPr>
-          <w:rFonts w:ascii="Calibri" w:hAnsi="Calibri" w:cs="Calibri"/>
-          <w:b/>
-        </w:rPr>
-      </w:r>
-      <w:r>
-        <w:rPr>
-          <w:rFonts w:ascii="Calibri" w:hAnsi="Calibri" w:cs="Calibri"/>
-        </w:rPr>
-      </w:r>
-    </w:p>
-    <w:p>
-      <w:pPr>
-        <w:jc w:val="both"/>
-        <w:rPr>
-          <w:rFonts w:ascii="Calibri" w:hAnsi="Calibri" w:cs="Calibri"/>
-        </w:rPr>
-      </w:pPr>
-    </w:p>
-    <w:p>
-      <w:pPr>
-        <w:jc w:val="both"/>
-        <w:rPr>
-          <w:rFonts w:ascii="Calibri" w:hAnsi="Calibri" w:cs="Calibri"/>
-        </w:rPr>
-      </w:pPr>
-      <w:r>
-        <w:rPr>
-          <w:rFonts w:ascii="Calibri" w:hAnsi="Calibri" w:cs="Calibri"/>
-        </w:rPr>
-        <w:t xml:space="preserve">The nursery manager is responsible for all staff, students, relief and agency staff receiving information on health and safety policies and procedures in the nursery in order to ensure they are adequately supervising the children, including whilst they are eating.  </w:t>
-      </w:r>
-    </w:p>
-    <w:p>
-      <w:pPr>
-        <w:jc w:val="both"/>
-        <w:rPr>
-          <w:rFonts w:ascii="Calibri" w:hAnsi="Calibri" w:cs="Calibri"/>
-        </w:rPr>
-      </w:pPr>
-    </w:p>
-    <w:p>
-      <w:pPr>
-        <w:pStyle w:val="H2"/>
-        <w:jc w:val="both"/>
-        <w:rPr>
-          <w:rFonts w:ascii="Calibri" w:hAnsi="Calibri" w:cs="Calibri"/>
-        </w:rPr>
-      </w:pPr>
-      <w:r>
-        <w:rPr>
-          <w:rFonts w:ascii="Calibri" w:hAnsi="Calibri" w:cs="Calibri"/>
-        </w:rPr>
-        <w:t>Supervision of children</w:t>
-      </w:r>
-    </w:p>
-    <w:p>
-      <w:pPr>
-        <w:jc w:val="both"/>
-        <w:rPr>
-          <w:rFonts w:ascii="Calibri" w:hAnsi="Calibri" w:cs="Calibri"/>
-        </w:rPr>
-      </w:pPr>
-      <w:r>
-        <w:rPr>
-          <w:rFonts w:ascii="Calibri" w:hAnsi="Calibri" w:cs="Calibri"/>
-        </w:rPr>
-        <w:t>We ensure that children are supervised adequately at all times, whether children are in or out of the building, including eating through:</w:t>
-      </w:r>
-    </w:p>
-    <w:p>
-      <w:pPr>
-        <w:pStyle w:val="ListParagraph"/>
+      <w:pPr/>
+      <w:r>
+        <w:rPr>
+          <w:rFonts w:ascii="Calibri" w:hAnsi="Calibri"/>
+        </w:rPr>
+        <w:t xml:space="preserve"/>
+      </w:r>
+    </w:p>
+    <w:p>
+      <w:pPr/>
+      <w:r>
+        <w:rPr>
+          <w:rFonts w:ascii="Calibri" w:hAnsi="Calibri"/>
+        </w:rPr>
+        <w:t xml:space="preserve">All agency or relief staff must be briefed on supervision expectations before the session begins. They are never left as the only qualified adult with a group.</w:t>
+      </w:r>
+    </w:p>
+    <w:p>
+      <w:pPr/>
+      <w:r>
+        <w:rPr>
+          <w:rFonts w:ascii="Calibri" w:hAnsi="Calibri"/>
+        </w:rPr>
+        <w:t xml:space="preserve">Students may carry out intimate care routines only under direct supervision of a qualified staff member.</w:t>
+      </w:r>
+    </w:p>
+    <w:p>
+      <w:pPr/>
+      <w:r>
+        <w:rPr>
+          <w:rFonts w:ascii="Calibri" w:hAnsi="Calibri"/>
+        </w:rPr>
+        <w:t xml:space="preserve">Students and volunteers may not be counted in ratios unless they are on a long-placement and meet EYFS qualification requirements — check with the site manager.</w:t>
+      </w:r>
+    </w:p>
+    <w:p>
+      <w:pPr>
+        <w:pStyle w:val="Heading2"/>
+      </w:pPr>
+      <w:r>
+        <w:rPr>
+          <w:rFonts w:ascii="Calibri" w:hAnsi="Calibri"/>
+        </w:rPr>
+        <w:t>Students, volunteers and agency staff</w:t>
+      </w:r>
+    </w:p>
+    <w:p>
+      <w:pPr/>
+      <w:r>
+        <w:rPr>
+          <w:rFonts w:ascii="Calibri" w:hAnsi="Calibri"/>
+        </w:rPr>
+        <w:t xml:space="preserve"/>
+      </w:r>
+    </w:p>
+    <w:p>
+      <w:pPr/>
+      <w:r>
+        <w:rPr>
+          <w:rFonts w:ascii="Calibri" w:hAnsi="Calibri"/>
+        </w:rPr>
+        <w:t xml:space="preserve">If you notice any of these, report to your DSL the same day. Do not wait to see if it resolves. You do not need proof — you need a concern. See the Safeguarding Children and Child Protection Policy.</w:t>
+      </w:r>
+    </w:p>
+    <w:p>
+      <w:pPr>
         <w:numPr>
           <w:ilvl w:val="0"/>
           <w:numId w:val="13"/>
         </w:numPr>
-        <w:jc w:val="both"/>
-        <w:rPr>
-          <w:rFonts w:ascii="Calibri" w:hAnsi="Calibri" w:cs="Calibri"/>
-        </w:rPr>
-      </w:pPr>
-      <w:r>
-        <w:rPr>
-          <w:rFonts w:ascii="Calibri" w:hAnsi="Calibri" w:cs="Calibri"/>
-        </w:rPr>
-        <w:t>Appropriately deploying staff members meeting the ratio and qualification requirements to ensure children’s needs are met and continuing to monitor this across the setting regularly. This includes informing parents about staff deployment and, when relevant and practical, involving them in these decisions</w:t>
+      </w:pPr>
+      <w:r>
+        <w:rPr>
+          <w:rFonts w:ascii="Calibri" w:hAnsi="Calibri"/>
+        </w:rPr>
+        <w:t xml:space="preserve">A child who seems frightened, withdrawn or different from usual</w:t>
       </w:r>
     </w:p>
     <w:p>
       <w:pPr>
         <w:numPr>
           <w:ilvl w:val="0"/>
-          <w:numId w:val="12"/>
+          <w:numId w:val="13"/>
         </w:numPr>
-        <w:jc w:val="both"/>
-        <w:rPr>
-          <w:rFonts w:ascii="Calibri" w:hAnsi="Calibri" w:cs="Calibri"/>
-        </w:rPr>
-      </w:pPr>
-      <w:r>
-        <w:rPr>
-          <w:rFonts w:ascii="Calibri" w:hAnsi="Calibri" w:cs="Calibri"/>
-        </w:rPr>
-        <w:t>Making sure that every child is always within the sight and/or hearing of a suitably vetted member of staff</w:t>
+      </w:pPr>
+      <w:r>
+        <w:rPr>
+          <w:rFonts w:ascii="Calibri" w:hAnsi="Calibri"/>
+        </w:rPr>
+        <w:t xml:space="preserve">Something a child says that concerns you</w:t>
       </w:r>
     </w:p>
     <w:p>
       <w:pPr>
         <w:numPr>
           <w:ilvl w:val="0"/>
-          <w:numId w:val="12"/>
+          <w:numId w:val="13"/>
         </w:numPr>
-        <w:jc w:val="both"/>
-        <w:rPr>
-          <w:rFonts w:ascii="Calibri" w:hAnsi="Calibri" w:cs="Calibri"/>
-        </w:rPr>
-      </w:pPr>
-      <w:r>
-        <w:rPr>
-          <w:rFonts w:ascii="Calibri" w:hAnsi="Calibri" w:cs="Calibri"/>
-        </w:rPr>
-        <w:t>Whilst eating, every child will be within sight and hearing of a suitably competent member of staff; there will always be a member of staff in the room with a valid paediatric first aid certificate</w:t>
+      </w:pPr>
+      <w:r>
+        <w:rPr>
+          <w:rFonts w:ascii="Calibri" w:hAnsi="Calibri"/>
+        </w:rPr>
+        <w:t xml:space="preserve">Marks, bruises or injuries you have not seen before</w:t>
       </w:r>
     </w:p>
     <w:p>
       <w:pPr>
         <w:numPr>
           <w:ilvl w:val="0"/>
-          <w:numId w:val="12"/>
+          <w:numId w:val="13"/>
         </w:numPr>
-        <w:jc w:val="both"/>
-        <w:rPr>
-          <w:rFonts w:ascii="Calibri" w:hAnsi="Calibri" w:cs="Calibri"/>
-        </w:rPr>
-      </w:pPr>
-      <w:r>
-        <w:rPr>
-          <w:rFonts w:ascii="Calibri" w:hAnsi="Calibri" w:cs="Calibri"/>
-        </w:rPr>
-        <w:t>Completing registers as soon as soon children enter and leave the premises and carrying out head counts throughout the day</w:t>
+      </w:pPr>
+      <w:r>
+        <w:rPr>
+          <w:rFonts w:ascii="Calibri" w:hAnsi="Calibri"/>
+        </w:rPr>
+        <w:t xml:space="preserve">A change in a child's mood, behaviour or appearance</w:t>
+      </w:r>
+    </w:p>
+    <w:p>
+      <w:pPr/>
+      <w:r>
+        <w:rPr>
+          <w:rFonts w:ascii="Calibri" w:hAnsi="Calibri"/>
+        </w:rPr>
+        <w:t xml:space="preserve">Good supervision is one of your most important safeguarding tools. As you are close to children throughout the day, you are often the first to notice:</w:t>
+      </w:r>
+    </w:p>
+    <w:p>
+      <w:pPr>
+        <w:pStyle w:val="Heading2"/>
+      </w:pPr>
+      <w:r>
+        <w:rPr>
+          <w:rFonts w:ascii="Calibri" w:hAnsi="Calibri"/>
+        </w:rPr>
+        <w:t>Safeguarding link</w:t>
+      </w:r>
+    </w:p>
+    <w:p>
+      <w:pPr/>
+      <w:r>
+        <w:rPr>
+          <w:rFonts w:ascii="Calibri" w:hAnsi="Calibri"/>
+        </w:rPr>
+        <w:t xml:space="preserve"/>
       </w:r>
     </w:p>
     <w:p>
       <w:pPr>
         <w:numPr>
           <w:ilvl w:val="0"/>
-          <w:numId w:val="12"/>
+          <w:numId w:val="13"/>
         </w:numPr>
-        <w:jc w:val="both"/>
-        <w:rPr>
-          <w:rFonts w:ascii="Calibri" w:hAnsi="Calibri" w:cs="Calibri"/>
-        </w:rPr>
-      </w:pPr>
-      <w:r>
-        <w:rPr>
-          <w:rFonts w:ascii="Calibri" w:hAnsi="Calibri" w:cs="Calibri"/>
-        </w:rPr>
-        <w:t>Risk assessing activities, experiences and equipment to ensure children are not exposed to unnecessary risks, including removal of any choking hazards and fully supervising any activities that may pose this risk</w:t>
+      </w:pPr>
+      <w:r>
+        <w:rPr>
+          <w:rFonts w:ascii="Calibri" w:hAnsi="Calibri"/>
+        </w:rPr>
+        <w:t xml:space="preserve">The manager will arrange cover. Do not simply carry on at reduced ratio and hope for the best.</w:t>
       </w:r>
     </w:p>
     <w:p>
       <w:pPr>
         <w:numPr>
           <w:ilvl w:val="0"/>
-          <w:numId w:val="12"/>
+          <w:numId w:val="13"/>
         </w:numPr>
-        <w:jc w:val="both"/>
-        <w:rPr>
-          <w:rFonts w:ascii="Calibri" w:hAnsi="Calibri" w:cs="Calibri"/>
-        </w:rPr>
-      </w:pPr>
-      <w:r>
-        <w:rPr>
-          <w:rFonts w:ascii="Calibri" w:hAnsi="Calibri" w:cs="Calibri"/>
-        </w:rPr>
-        <w:t xml:space="preserve">Ensuring children are fully supervised at all times when involved in all types of water play as we are aware that children can drown in only a few centimetres of water </w:t>
+      </w:pPr>
+      <w:r>
+        <w:rPr>
+          <w:rFonts w:ascii="Calibri" w:hAnsi="Calibri"/>
+        </w:rPr>
+        <w:t xml:space="preserve">Do not begin high-risk activities (water play, outdoor climbing, cooking) until ratios are restored.</w:t>
       </w:r>
     </w:p>
     <w:p>
       <w:pPr>
         <w:numPr>
           <w:ilvl w:val="0"/>
-          <w:numId w:val="12"/>
+          <w:numId w:val="13"/>
         </w:numPr>
-        <w:jc w:val="both"/>
-        <w:rPr>
-          <w:rFonts w:ascii="Calibri" w:hAnsi="Calibri" w:cs="Calibri"/>
-        </w:rPr>
-      </w:pPr>
-      <w:r>
-        <w:rPr>
-          <w:rFonts w:ascii="Calibri" w:hAnsi="Calibri" w:cs="Calibri"/>
-        </w:rPr>
-        <w:t>Taking special care when children are using large apparatus, e.g. a climbing frame, and when walking up or down steps or stairs</w:t>
+      </w:pPr>
+      <w:r>
+        <w:rPr>
+          <w:rFonts w:ascii="Calibri" w:hAnsi="Calibri"/>
+        </w:rPr>
+        <w:t xml:space="preserve">Bring children together into one area so fewer staff can supervise safely.</w:t>
       </w:r>
     </w:p>
     <w:p>
       <w:pPr>
         <w:numPr>
           <w:ilvl w:val="0"/>
-          <w:numId w:val="12"/>
+          <w:numId w:val="13"/>
         </w:numPr>
-        <w:jc w:val="both"/>
-        <w:rPr>
-          <w:rFonts w:ascii="Calibri" w:hAnsi="Calibri" w:cs="Calibri"/>
-        </w:rPr>
-      </w:pPr>
-      <w:r>
-        <w:rPr>
-          <w:rFonts w:ascii="Calibri" w:hAnsi="Calibri" w:cs="Calibri"/>
-        </w:rPr>
-        <w:t>Support children to identify, minimise and manage risks in their play</w:t>
+      </w:pPr>
+      <w:r>
+        <w:rPr>
+          <w:rFonts w:ascii="Calibri" w:hAnsi="Calibri"/>
+        </w:rPr>
+        <w:t xml:space="preserve">Tell your room leader or site manager immediately.</w:t>
+      </w:r>
+    </w:p>
+    <w:p>
+      <w:pPr/>
+      <w:r>
+        <w:rPr>
+          <w:rFonts w:ascii="Calibri" w:hAnsi="Calibri"/>
+        </w:rPr>
+        <w:t xml:space="preserve">If staff are absent or delayed and ratios cannot be maintained:</w:t>
+      </w:r>
+    </w:p>
+    <w:p>
+      <w:pPr>
+        <w:pStyle w:val="Heading2"/>
+      </w:pPr>
+      <w:r>
+        <w:rPr>
+          <w:rFonts w:ascii="Calibri" w:hAnsi="Calibri"/>
+        </w:rPr>
+        <w:t>If ratios drop</w:t>
+      </w:r>
+    </w:p>
+    <w:p>
+      <w:pPr/>
+      <w:r>
+        <w:rPr>
+          <w:rFonts w:ascii="Calibri" w:hAnsi="Calibri"/>
+        </w:rPr>
+        <w:t xml:space="preserve"/>
       </w:r>
     </w:p>
     <w:p>
       <w:pPr>
         <w:numPr>
           <w:ilvl w:val="0"/>
-          <w:numId w:val="12"/>
+          <w:numId w:val="13"/>
         </w:numPr>
-        <w:jc w:val="both"/>
-        <w:rPr>
-          <w:rFonts w:ascii="Calibri" w:hAnsi="Calibri" w:cs="Calibri"/>
-        </w:rPr>
-      </w:pPr>
-      <w:r>
-        <w:rPr>
-          <w:rFonts w:ascii="Calibri" w:hAnsi="Calibri" w:cs="Calibri"/>
-        </w:rPr>
-        <w:t xml:space="preserve">Making sure staff recognise and are aware of any dangers relating to bushes, shrubs and plants when on visits or outdoors </w:t>
+      </w:pPr>
+      <w:r>
+        <w:rPr>
+          <w:rFonts w:ascii="Calibri" w:hAnsi="Calibri"/>
+        </w:rPr>
+        <w:t xml:space="preserve">Outings: ratios increase. Check the Visits and Outings Policy before leaving the building.</w:t>
       </w:r>
     </w:p>
     <w:p>
       <w:pPr>
         <w:numPr>
           <w:ilvl w:val="0"/>
-          <w:numId w:val="12"/>
+          <w:numId w:val="13"/>
         </w:numPr>
-        <w:jc w:val="both"/>
-        <w:rPr>
-          <w:rFonts w:ascii="Calibri" w:hAnsi="Calibri" w:cs="Calibri"/>
-        </w:rPr>
-      </w:pPr>
-      <w:r>
-        <w:rPr>
-          <w:rFonts w:ascii="Calibri" w:hAnsi="Calibri" w:cs="Calibri"/>
-        </w:rPr>
-        <w:t xml:space="preserve">Supervising children at all times when eating, monitoring toddlers and babies closely and never leaving babies alone with a bottle. Babies are always bottle fed by a member of staff </w:t>
+      </w:pPr>
+      <w:r>
+        <w:rPr>
+          <w:rFonts w:ascii="Calibri" w:hAnsi="Calibri"/>
+        </w:rPr>
+        <w:t xml:space="preserve">Climbing equipment, tools and scissors: stand close. Intervene before an accident, not after.</w:t>
       </w:r>
     </w:p>
     <w:p>
       <w:pPr>
         <w:numPr>
           <w:ilvl w:val="0"/>
-          <w:numId w:val="12"/>
+          <w:numId w:val="13"/>
         </w:numPr>
-        <w:jc w:val="both"/>
-        <w:rPr>
-          <w:rFonts w:ascii="Calibri" w:hAnsi="Calibri" w:cs="Calibri"/>
-        </w:rPr>
-      </w:pPr>
-      <w:r>
-        <w:rPr>
-          <w:rFonts w:ascii="Calibri" w:hAnsi="Calibri" w:cs="Calibri"/>
-        </w:rPr>
-        <w:t>Supervising sleeping babies and children and never leaving them unattended</w:t>
+      </w:pPr>
+      <w:r>
+        <w:rPr>
+          <w:rFonts w:ascii="Calibri" w:hAnsi="Calibri"/>
+        </w:rPr>
+        <w:t xml:space="preserve">Water play: supervise at arms length. Even shallow water is a risk for young children.</w:t>
       </w:r>
     </w:p>
     <w:p>
       <w:pPr>
         <w:numPr>
           <w:ilvl w:val="0"/>
-          <w:numId w:val="12"/>
+          <w:numId w:val="13"/>
         </w:numPr>
-        <w:jc w:val="both"/>
-        <w:rPr>
-          <w:rFonts w:ascii="Calibri" w:hAnsi="Calibri" w:cs="Calibri"/>
-        </w:rPr>
-      </w:pPr>
-      <w:r>
-        <w:rPr>
-          <w:rFonts w:ascii="Calibri" w:hAnsi="Calibri" w:cs="Calibri"/>
-        </w:rPr>
-        <w:t xml:space="preserve">Never leaving babies or children unattended during nappy changing times </w:t>
+      </w:pPr>
+      <w:r>
+        <w:rPr>
+          <w:rFonts w:ascii="Calibri" w:hAnsi="Calibri"/>
+        </w:rPr>
+        <w:t xml:space="preserve">Outdoor play: ratios must still be met. Scan the whole outdoor area regularly. Know how children can enter or exit and ensure all gates are secure before allowing children out.</w:t>
       </w:r>
     </w:p>
     <w:p>
       <w:pPr>
         <w:numPr>
           <w:ilvl w:val="0"/>
-          <w:numId w:val="12"/>
+          <w:numId w:val="13"/>
         </w:numPr>
-        <w:jc w:val="both"/>
-        <w:rPr>
-          <w:rFonts w:ascii="Calibri" w:hAnsi="Calibri" w:cs="Calibri"/>
-        </w:rPr>
-      </w:pPr>
-      <w:r>
-        <w:rPr>
-          <w:rFonts w:ascii="Calibri" w:hAnsi="Calibri" w:cs="Calibri"/>
-        </w:rPr>
-        <w:t xml:space="preserve">Supervising children carefully when using scissors or tools, including using knives in cooking activities where this is required </w:t>
-      </w:r>
-    </w:p>
-    <w:p>
-      <w:pPr>
-        <w:jc w:val="both"/>
-        <w:rPr>
-          <w:rFonts w:ascii="Calibri" w:hAnsi="Calibri" w:cs="Calibri"/>
-        </w:rPr>
-      </w:pPr>
+      </w:pPr>
+      <w:r>
+        <w:rPr>
+          <w:rFonts w:ascii="Calibri" w:hAnsi="Calibri"/>
+        </w:rPr>
+        <w:t xml:space="preserve">Nappy changing: never leave a child unattended on the changing mat. A second adult does not need to be present but the area must remain visible.</w:t>
+      </w:r>
     </w:p>
     <w:p>
       <w:pPr>
         <w:numPr>
           <w:ilvl w:val="0"/>
-          <w:numId w:val="12"/>
+          <w:numId w:val="13"/>
         </w:numPr>
-        <w:jc w:val="both"/>
-        <w:rPr>
-          <w:rFonts w:ascii="Calibri" w:hAnsi="Calibri" w:cs="Calibri"/>
-        </w:rPr>
-      </w:pPr>
-      <w:r>
-        <w:rPr>
-          <w:rFonts w:ascii="Calibri" w:hAnsi="Calibri" w:cs="Calibri"/>
-        </w:rPr>
-        <w:lastRenderedPageBreak/>
-        <w:t>Increasing staff: child ratios during outings to ensure supervision and safety (please refer to Visits and outings policy)</w:t>
+      </w:pPr>
+      <w:r>
+        <w:rPr>
+          <w:rFonts w:ascii="Calibri" w:hAnsi="Calibri"/>
+        </w:rPr>
+        <w:t xml:space="preserve">Sleeping children: check every 10 minutes minimum. Record each check. Never leave sleeping babies or young children unattended.</w:t>
       </w:r>
     </w:p>
     <w:p>
       <w:pPr>
         <w:numPr>
           <w:ilvl w:val="0"/>
-          <w:numId w:val="12"/>
+          <w:numId w:val="13"/>
         </w:numPr>
-        <w:jc w:val="both"/>
-        <w:rPr>
-          <w:rFonts w:ascii="Calibri" w:hAnsi="Calibri" w:cs="Calibri"/>
-        </w:rPr>
-      </w:pPr>
-      <w:r>
-        <w:rPr>
-          <w:rFonts w:ascii="Calibri" w:hAnsi="Calibri" w:cs="Calibri"/>
-        </w:rPr>
-        <w:t xml:space="preserve">Strictly following any safety guidelines given by other organisations or companies relating to the hire of equipment or services, e.g. hire of a bouncy castle </w:t>
+      </w:pPr>
+      <w:r>
+        <w:rPr>
+          <w:rFonts w:ascii="Calibri" w:hAnsi="Calibri"/>
+        </w:rPr>
+        <w:t xml:space="preserve">Mealtimes: sit with children. Do not use this time for admin, phones or talking to other staff. Every child eating must be within sight and hearing of a competent member of staff. Paediatric first aid trained staff must be present. Babies and toddlers must be monitored closely.</w:t>
+      </w:r>
+    </w:p>
+    <w:p>
+      <w:pPr>
+        <w:pStyle w:val="Heading2"/>
+      </w:pPr>
+      <w:r>
+        <w:rPr>
+          <w:rFonts w:ascii="Calibri" w:hAnsi="Calibri"/>
+        </w:rPr>
+        <w:t>Specific situations</w:t>
+      </w:r>
+    </w:p>
+    <w:p>
+      <w:pPr/>
+      <w:r>
+        <w:rPr>
+          <w:rFonts w:ascii="Calibri" w:hAnsi="Calibri"/>
+        </w:rPr>
+        <w:t xml:space="preserve"/>
+      </w:r>
+    </w:p>
+    <w:p>
+      <w:pPr/>
+      <w:r>
+        <w:rPr>
+          <w:rFonts w:ascii="Calibri" w:hAnsi="Calibri"/>
+        </w:rPr>
+        <w:t xml:space="preserve">This is what keeps children safe and supports their development. Both matter equally.</w:t>
       </w:r>
     </w:p>
     <w:p>
       <w:pPr>
         <w:numPr>
           <w:ilvl w:val="0"/>
-          <w:numId w:val="12"/>
+          <w:numId w:val="13"/>
         </w:numPr>
-        <w:jc w:val="both"/>
-        <w:rPr>
-          <w:rFonts w:ascii="Calibri" w:hAnsi="Calibri" w:cs="Calibri"/>
-        </w:rPr>
-      </w:pPr>
-      <w:r>
-        <w:rPr>
-          <w:rFonts w:ascii="Calibri" w:hAnsi="Calibri" w:cs="Calibri"/>
-        </w:rPr>
-        <w:t>A member of staff MUST supervise the children at all times.</w:t>
-      </w:r>
-    </w:p>
-    <w:p>
-      <w:pPr>
-        <w:ind w:left="720"/>
-        <w:jc w:val="both"/>
-        <w:rPr>
-          <w:rFonts w:ascii="Calibri" w:hAnsi="Calibri" w:cs="Calibri"/>
-        </w:rPr>
-      </w:pPr>
+      </w:pPr>
+      <w:r>
+        <w:rPr>
+          <w:rFonts w:ascii="Calibri" w:hAnsi="Calibri"/>
+        </w:rPr>
+        <w:t xml:space="preserve">Following a child's lead rather than always directing the play</w:t>
+      </w:r>
+    </w:p>
+    <w:p>
+      <w:pPr>
+        <w:numPr>
+          <w:ilvl w:val="0"/>
+          <w:numId w:val="13"/>
+        </w:numPr>
+      </w:pPr>
+      <w:r>
+        <w:rPr>
+          <w:rFonts w:ascii="Calibri" w:hAnsi="Calibri"/>
+        </w:rPr>
+        <w:t xml:space="preserve">Using mealtimes, nappy changes and transitions as moments to talk and connect with individual children</w:t>
+      </w:r>
+    </w:p>
+    <w:p>
+      <w:pPr>
+        <w:numPr>
+          <w:ilvl w:val="0"/>
+          <w:numId w:val="13"/>
+        </w:numPr>
+      </w:pPr>
+      <w:r>
+        <w:rPr>
+          <w:rFonts w:ascii="Calibri" w:hAnsi="Calibri"/>
+        </w:rPr>
+        <w:t xml:space="preserve">Extending what children are doing with a comment, a question, or by joining in — not directing or lecturing</w:t>
+      </w:r>
+    </w:p>
+    <w:p>
+      <w:pPr>
+        <w:numPr>
+          <w:ilvl w:val="0"/>
+          <w:numId w:val="13"/>
+        </w:numPr>
+      </w:pPr>
+      <w:r>
+        <w:rPr>
+          <w:rFonts w:ascii="Calibri" w:hAnsi="Calibri"/>
+        </w:rPr>
+        <w:t xml:space="preserve">Noticing when a child is struggling, upset, excluded or unusually quiet — and doing something about it</w:t>
+      </w:r>
+    </w:p>
+    <w:p>
+      <w:pPr>
+        <w:numPr>
+          <w:ilvl w:val="0"/>
+          <w:numId w:val="13"/>
+        </w:numPr>
+      </w:pPr>
+      <w:r>
+        <w:rPr>
+          <w:rFonts w:ascii="Calibri" w:hAnsi="Calibri"/>
+        </w:rPr>
+        <w:t xml:space="preserve">Getting down to a child's level, making eye contact, responding to what they say and do</w:t>
+      </w:r>
+    </w:p>
+    <w:p>
+      <w:pPr/>
+      <w:r>
+        <w:rPr>
+          <w:rFonts w:ascii="Calibri" w:hAnsi="Calibri"/>
+        </w:rPr>
+        <w:t xml:space="preserve">Supervision is not just watching children from across the room. It means being present and engaged. In early years this looks like:</w:t>
+      </w:r>
+    </w:p>
+    <w:p>
+      <w:pPr>
+        <w:pStyle w:val="Heading2"/>
+      </w:pPr>
+      <w:r>
+        <w:rPr>
+          <w:rFonts w:ascii="Calibri" w:hAnsi="Calibri"/>
+        </w:rPr>
+        <w:t>What supervision means in practice — not jargon</w:t>
+      </w:r>
+    </w:p>
+    <w:p>
+      <w:pPr/>
+      <w:r>
+        <w:rPr>
+          <w:rFonts w:ascii="Calibri" w:hAnsi="Calibri"/>
+        </w:rPr>
+        <w:t xml:space="preserve"/>
+      </w:r>
+    </w:p>
+    <w:p>
+      <w:pPr>
+        <w:numPr>
+          <w:ilvl w:val="0"/>
+          <w:numId w:val="13"/>
+        </w:numPr>
+      </w:pPr>
+      <w:r>
+        <w:rPr>
+          <w:rFonts w:ascii="Calibri" w:hAnsi="Calibri"/>
+        </w:rPr>
+        <w:t xml:space="preserve">Move around the room actively. Good supervision means you are close enough to children to hear what they are saying, notice changes in mood or behaviour, and respond quickly.</w:t>
+      </w:r>
+    </w:p>
+    <w:p>
+      <w:pPr>
+        <w:numPr>
+          <w:ilvl w:val="0"/>
+          <w:numId w:val="13"/>
+        </w:numPr>
+      </w:pPr>
+      <w:r>
+        <w:rPr>
+          <w:rFonts w:ascii="Calibri" w:hAnsi="Calibri"/>
+        </w:rPr>
+        <w:t xml:space="preserve">Position yourself where you can see the whole room or area. Do not sit with your back to children, stand in doorways or cluster with other staff in one corner.</w:t>
+      </w:r>
+    </w:p>
+    <w:p>
+      <w:pPr>
+        <w:numPr>
+          <w:ilvl w:val="0"/>
+          <w:numId w:val="13"/>
+        </w:numPr>
+      </w:pPr>
+      <w:r>
+        <w:rPr>
+          <w:rFonts w:ascii="Calibri" w:hAnsi="Calibri"/>
+        </w:rPr>
+        <w:t xml:space="preserve">Never leave a group of children unsupervised. If you need to leave the room for any reason, another member of staff must be present before you go. Never assume someone else is watching.</w:t>
+      </w:r>
+    </w:p>
+    <w:p>
+      <w:pPr>
+        <w:numPr>
+          <w:ilvl w:val="0"/>
+          <w:numId w:val="13"/>
+        </w:numPr>
+      </w:pPr>
+      <w:r>
+        <w:rPr>
+          <w:rFonts w:ascii="Calibri" w:hAnsi="Calibri"/>
+        </w:rPr>
+        <w:t xml:space="preserve">Know exactly where every child in your care is at all times. Every child must be within your sight or hearing — ideally both.</w:t>
+      </w:r>
+    </w:p>
+    <w:p>
+      <w:pPr>
+        <w:numPr>
+          <w:ilvl w:val="0"/>
+          <w:numId w:val="13"/>
+        </w:numPr>
+      </w:pPr>
+      <w:r>
+        <w:rPr>
+          <w:rFonts w:ascii="Calibri" w:hAnsi="Calibri"/>
+        </w:rPr>
+        <w:t xml:space="preserve">Complete the register as soon as children arrive. Count heads whenever children move between spaces — indoors to outdoors, room to room, after any transition.</w:t>
+      </w:r>
+    </w:p>
+    <w:p>
+      <w:pPr>
+        <w:pStyle w:val="Heading2"/>
+      </w:pPr>
+      <w:r>
+        <w:rPr>
+          <w:rFonts w:ascii="Calibri" w:hAnsi="Calibri"/>
+        </w:rPr>
+        <w:t>What you must do every session</w:t>
+      </w:r>
+    </w:p>
+    <w:p>
+      <w:pPr/>
+      <w:r>
+        <w:rPr>
+          <w:rFonts w:ascii="Calibri" w:hAnsi="Calibri"/>
+        </w:rPr>
+        <w:t xml:space="preserve"/>
+      </w:r>
+    </w:p>
+    <w:p>
+      <w:pPr/>
+      <w:r>
+        <w:rPr>
+          <w:rFonts w:ascii="Calibri" w:hAnsi="Calibri"/>
+        </w:rPr>
+        <w:t xml:space="preserve">These are minimums. You should deploy more staff if the activity, environment or children's needs require it — for example, during outdoor play, mealtimes, or when a child needs one-to-one support.</w:t>
+      </w:r>
+    </w:p>
+    <w:p>
+      <w:pPr>
+        <w:numPr>
+          <w:ilvl w:val="0"/>
+          <w:numId w:val="13"/>
+        </w:numPr>
+      </w:pPr>
+      <w:r>
+        <w:rPr>
+          <w:rFonts w:ascii="Calibri" w:hAnsi="Calibri"/>
+        </w:rPr>
+        <w:t xml:space="preserve">3 years and over: 1 staff member to every 8 children (1:13 where a qualified teacher is present)</w:t>
+      </w:r>
+    </w:p>
+    <w:p>
+      <w:pPr>
+        <w:numPr>
+          <w:ilvl w:val="0"/>
+          <w:numId w:val="13"/>
+        </w:numPr>
+      </w:pPr>
+      <w:r>
+        <w:rPr>
+          <w:rFonts w:ascii="Calibri" w:hAnsi="Calibri"/>
+        </w:rPr>
+        <w:t xml:space="preserve">2-year-olds: 1 staff member to every 5 children</w:t>
+      </w:r>
+    </w:p>
+    <w:p>
+      <w:pPr>
+        <w:numPr>
+          <w:ilvl w:val="0"/>
+          <w:numId w:val="13"/>
+        </w:numPr>
+      </w:pPr>
+      <w:r>
+        <w:rPr>
+          <w:rFonts w:ascii="Calibri" w:hAnsi="Calibri"/>
+        </w:rPr>
+        <w:t xml:space="preserve">Under 2s: 1 staff member to every 3 children</w:t>
+      </w:r>
+    </w:p>
+    <w:p>
+      <w:pPr/>
+      <w:r>
+        <w:rPr>
+          <w:rFonts w:ascii="Calibri" w:hAnsi="Calibri"/>
+        </w:rPr>
+        <w:t xml:space="preserve">You must always meet these ratios. If you are unsure of the current ratio in your room, ask your room leader immediately — do not wait.</w:t>
+      </w:r>
+    </w:p>
+    <w:p>
+      <w:pPr>
+        <w:pStyle w:val="Heading2"/>
+      </w:pPr>
+      <w:r>
+        <w:rPr>
+          <w:rFonts w:ascii="Calibri" w:hAnsi="Calibri"/>
+        </w:rPr>
+        <w:t>Ratios — your legal minimums</w:t>
+      </w:r>
+    </w:p>
+    <w:p>
+      <w:pPr/>
+      <w:r>
+        <w:rPr>
+          <w:rFonts w:ascii="Calibri" w:hAnsi="Calibri"/>
+        </w:rPr>
+        <w:t xml:space="preserve"/>
+      </w:r>
+    </w:p>
+    <w:p>
+      <w:pPr/>
+      <w:r>
+        <w:rPr>
+          <w:rFonts w:ascii="Calibri" w:hAnsi="Calibri"/>
+        </w:rPr>
+        <w:t xml:space="preserve">At Greencoat Nursery CIC, supervising children properly is one of the most important things we do. It is how we keep children safe, spot when something is wrong, and build the warm, responsive relationships that help children learn and thrive. This policy explains what good supervision looks like in practice and what every member of staff is responsible for.</w:t>
+      </w:r>
+    </w:p>
+    <w:p>
+      <w:pPr/>
+      <w:r>
+        <w:rPr>
+          <w:rFonts w:ascii="Calibri" w:hAnsi="Calibri"/>
+        </w:rPr>
+        <w:t xml:space="preserve"/>
+      </w:r>
     </w:p>
     <w:tbl>
       <w:tblPr>
